--- a/Assignments/DSA_BMC254_PracticalFile_MCA(25-26).docx
+++ b/Assignments/DSA_BMC254_PracticalFile_MCA(25-26).docx
@@ -204,6 +204,17 @@
           <w:szCs w:val="36"/>
         </w:rPr>
         <w:t>Master of Computer Application</w:t>
+      </w:r>
+      <w:r>
+        <w:rPr>
+          <w:rFonts w:ascii="Times New Roman" w:hAnsi="Times New Roman" w:cs="Times New Roman"/>
+          <w:b/>
+          <w:bCs/>
+          <w:color w:val="000000" w:themeColor="text1"/>
+          <w:sz w:val="36"/>
+          <w:szCs w:val="36"/>
+        </w:rPr>
+        <w:t>s</w:t>
       </w:r>
     </w:p>
     <w:p>
@@ -1350,7 +1361,6 @@
                 <w:szCs w:val="28"/>
               </w:rPr>
             </w:pPr>
-            <w:proofErr w:type="spellStart"/>
             <w:r>
               <w:rPr>
                 <w:rFonts w:ascii="Times New Roman" w:hAnsi="Times New Roman" w:cs="Times New Roman"/>
@@ -1360,7 +1370,6 @@
               </w:rPr>
               <w:t>S.No</w:t>
             </w:r>
-            <w:proofErr w:type="spellEnd"/>
           </w:p>
         </w:tc>
         <w:tc>
@@ -5017,43 +5026,7 @@
                 <w:sz w:val="28"/>
                 <w:szCs w:val="28"/>
               </w:rPr>
-              <w:t xml:space="preserve">Write a program to traverse a binary tree in preorder, </w:t>
-            </w:r>
-            <w:proofErr w:type="spellStart"/>
-            <w:r>
-              <w:rPr>
-                <w:rFonts w:ascii="Times New Roman" w:hAnsi="Times New Roman" w:cs="Times New Roman"/>
-                <w:sz w:val="28"/>
-                <w:szCs w:val="28"/>
-              </w:rPr>
-              <w:t>inorder</w:t>
-            </w:r>
-            <w:proofErr w:type="spellEnd"/>
-            <w:r>
-              <w:rPr>
-                <w:rFonts w:ascii="Times New Roman" w:hAnsi="Times New Roman" w:cs="Times New Roman"/>
-                <w:sz w:val="28"/>
-                <w:szCs w:val="28"/>
-              </w:rPr>
-              <w:t xml:space="preserve"> and </w:t>
-            </w:r>
-            <w:proofErr w:type="spellStart"/>
-            <w:r>
-              <w:rPr>
-                <w:rFonts w:ascii="Times New Roman" w:hAnsi="Times New Roman" w:cs="Times New Roman"/>
-                <w:sz w:val="28"/>
-                <w:szCs w:val="28"/>
-              </w:rPr>
-              <w:t>postorder</w:t>
-            </w:r>
-            <w:proofErr w:type="spellEnd"/>
-            <w:r>
-              <w:rPr>
-                <w:rFonts w:ascii="Times New Roman" w:hAnsi="Times New Roman" w:cs="Times New Roman"/>
-                <w:sz w:val="28"/>
-                <w:szCs w:val="28"/>
-              </w:rPr>
-              <w:t>.</w:t>
+              <w:t>Write a program to traverse a binary tree in preorder, inorder and postorder.</w:t>
             </w:r>
           </w:p>
         </w:tc>
@@ -5615,11 +5588,9 @@
     <w:pPr>
       <w:pStyle w:val="Footer"/>
     </w:pPr>
-    <w:proofErr w:type="spellStart"/>
     <w:r>
       <w:t>UniversityRollno</w:t>
     </w:r>
-    <w:proofErr w:type="spellEnd"/>
     <w:r>
       <w:tab/>
       <w:t xml:space="preserve">                     Student Name</w:t>
